--- a/hin/docx/54.content.docx
+++ b/hin/docx/54.content.docx
@@ -136,13 +136,6 @@
         <w:rPr>
           <w:lang w:val="hi_IN" w:bidi="hi_IN"/>
         </w:rPr>
-      </w:r>
-      <w:r>
-        <w:rPr>
-          <w:i/>
-          <w:lang w:val="hi_IN" w:bidi="hi_IN"/>
-        </w:rPr>
-        <w:t>1 तीमुथियुस 1:1, 1 तीमुथियुस 1:2, 1 तीमुथियुस 1:3, 1 तीमुथियुस 1:3 (#2), 1 तीमुथियुस 1:5, 1 तीमुथियुस 1:9, 1 तीमुथियुस 1:13, 1 तीमुथियुस 1:14, 1 तीमुथियुस 1:15, 1 तीमुथियुस 1:16, 1 तीमुथियुस 1:18, 1 तीमुथियुस 1:19, 1 तीमुथियुस 1:20, 1 तीमुथियुस 2:1, 1 तीमुथियुस 2:2, 1 तीमुथियुस 2:4, 1 तीमुथियुस 2:5, 1 तीमुथियुस 2:6, 1 तीमुथियुस 2:7, 1 तीमुथियुस 2:8, 1 तीमुथियुस 2:9, 1 तीमुथियुस 2:12, 1 तीमुथियुस 2:13, 1 तीमुथियुस 2:14, 1 तीमुथियुस 2:15, 1 तीमुथियुस 3:1, 1 तीमुथियुस 3:2, 1 तीमुथियुस 3:3, 1 तीमुथियुस 3:4, 1 तीमुथियुस 3:5, 1 तीमुथियुस 3:6, 1 तीमुथियुस 3:7, 1 तीमुथियुस 3:10, 1 तीमुथियुस 3:11, 1 तीमुथियुस 3:15, 1 तीमुथियुस 3:16, 1 तीमुथियुस 4:1, 1 तीमुथियुस 4:3, 1 तीमुथियुस 4:5, 1 तीमुथियुस 4:7, 1 तीमुथियुस 4:8, 1 तीमुथियुस 4:11, 1 तीमुथियुस 4:12, 1 तीमुथियुस 4:14, 1 तीमुथियुस 4:16, 1 तीमुथियुस 5:1, 1 तीमुथियुस 5:4, 1 तीमुथियुस 5:8, 1 तीमुथियुस 5:10, 1 तीमुथियुस 5:11, 1 तीमुथियुस 5:14, 1 तीमुथियुस 5:17, 1 तीमुथियुस 5:19, 1 तीमुथियुस 5:21, 1 तीमुथियुस 5:24, 1 तीमुथियुस 6:1, 1 तीमुथियुस 6:3–4, 1 तीमुथियुस 6:6, 1 तीमुथियुस 6:7, 1 तीमुथियुस 6:8, 1 तीमुथियुस 6:9, 1 तीमुथियुस 6:10, 1 तीमुथियुस 6:10 (#2), 1 तीमुथियुस 6:12, 1 तीमुथियुस 6:13–16, 1 तीमुथियुस 6:17, 1 तीमुथियुस 6:18–19, 1 तीमुथियुस 6:20</w:t>
       </w:r>
       <w:r>
         <w:rPr>

--- a/hin/docx/54.content.docx
+++ b/hin/docx/54.content.docx
@@ -123,19 +123,6 @@
           <w:lang w:val="hi_IN" w:bidi="hi_IN"/>
         </w:rPr>
         <w:t>1TI</w:t>
-      </w:r>
-      <w:r>
-        <w:rPr>
-          <w:lang w:val="hi_IN" w:bidi="hi_IN"/>
-        </w:rPr>
-      </w:r>
-    </w:p>
-    <w:p>
-      <w:pPr/>
-      <w:r>
-        <w:rPr>
-          <w:lang w:val="hi_IN" w:bidi="hi_IN"/>
-        </w:rPr>
       </w:r>
       <w:r>
         <w:rPr>

--- a/hin/docx/54.content.docx
+++ b/hin/docx/54.content.docx
@@ -19,7 +19,7 @@
         <w:rPr>
           <w:lang w:val="hi_IN" w:bidi="hi_IN"/>
         </w:rPr>
-        <w:t>Resource: अनुवाद प्रश्न (unfoldingWord)</w:t>
+        <w:t>Resource: unfoldingWord® Translation Questions</w:t>
       </w:r>
       <w:r>
         <w:rPr>
@@ -85,7 +85,7 @@
         <w:rPr>
           <w:lang w:val="hi_IN" w:bidi="hi_IN"/>
         </w:rPr>
-        <w:t>अनुवाद प्रश्न (unfoldingWord)</w:t>
+        <w:t>unfoldingWord® Translation Questions</w:t>
       </w:r>
     </w:p>
     <w:p>
